--- a/public/word-template/carta.docx
+++ b/public/word-template/carta.docx
@@ -4,56 +4,107 @@
   <w:body>
     <w:p>
       <w:pPr>
-        <w:rPr>
-          <w:lang w:val="es-MX"/>
-        </w:rPr>
-      </w:pPr>
-    </w:p>
-    <w:p>
-      <w:pPr>
-        <w:rPr>
-          <w:lang w:val="es-MX"/>
-        </w:rPr>
-      </w:pPr>
-      <w:r>
-        <w:rPr>
+        <w:spacing w:after="0"/>
+        <w:rPr>
+          <w:lang w:val="es-MX"/>
+        </w:rPr>
+      </w:pPr>
+    </w:p>
+    <w:p>
+      <w:pPr>
+        <w:spacing w:after="0" w:line="240" w:lineRule="auto"/>
+        <w:jc w:val="both"/>
+        <w:rPr>
+          <w:rFonts w:ascii="Tahoma" w:hAnsi="Tahoma" w:cs="Tahoma"/>
+          <w:sz w:val="24"/>
+          <w:szCs w:val="24"/>
+          <w:lang w:val="es-MX"/>
+        </w:rPr>
+      </w:pPr>
+    </w:p>
+    <w:p>
+      <w:pPr>
+        <w:spacing w:after="0" w:line="240" w:lineRule="auto"/>
+        <w:jc w:val="both"/>
+        <w:rPr>
+          <w:rFonts w:ascii="Tahoma" w:hAnsi="Tahoma" w:cs="Tahoma"/>
+          <w:sz w:val="24"/>
+          <w:szCs w:val="24"/>
+          <w:lang w:val="es-MX"/>
+        </w:rPr>
+      </w:pPr>
+    </w:p>
+    <w:p>
+      <w:pPr>
+        <w:spacing w:after="0" w:line="240" w:lineRule="auto"/>
+        <w:jc w:val="both"/>
+        <w:rPr>
+          <w:rFonts w:ascii="Tahoma" w:hAnsi="Tahoma" w:cs="Tahoma"/>
+          <w:sz w:val="24"/>
+          <w:szCs w:val="24"/>
+          <w:lang w:val="es-MX"/>
+        </w:rPr>
+      </w:pPr>
+      <w:r>
+        <w:rPr>
+          <w:rFonts w:ascii="Tahoma" w:hAnsi="Tahoma" w:cs="Tahoma"/>
+          <w:sz w:val="24"/>
+          <w:szCs w:val="24"/>
           <w:lang w:val="es-MX"/>
         </w:rPr>
         <w:t>Quito,</w:t>
       </w:r>
       <w:r>
         <w:rPr>
+          <w:rFonts w:ascii="Tahoma" w:hAnsi="Tahoma" w:cs="Tahoma"/>
+          <w:sz w:val="24"/>
+          <w:szCs w:val="24"/>
           <w:lang w:val="es-MX"/>
         </w:rPr>
         <w:t xml:space="preserve"> </w:t>
       </w:r>
       <w:r>
         <w:rPr>
+          <w:rFonts w:ascii="Tahoma" w:hAnsi="Tahoma" w:cs="Tahoma"/>
+          <w:sz w:val="24"/>
+          <w:szCs w:val="24"/>
           <w:lang w:val="es-MX"/>
         </w:rPr>
         <w:fldChar w:fldCharType="begin"/>
       </w:r>
       <w:r>
         <w:rPr>
+          <w:rFonts w:ascii="Tahoma" w:hAnsi="Tahoma" w:cs="Tahoma"/>
+          <w:sz w:val="24"/>
+          <w:szCs w:val="24"/>
           <w:lang w:val="es-MX"/>
         </w:rPr>
         <w:instrText xml:space="preserve"> TIME \@ "d' de 'MMMM' de 'yyyy" </w:instrText>
       </w:r>
       <w:r>
         <w:rPr>
+          <w:rFonts w:ascii="Tahoma" w:hAnsi="Tahoma" w:cs="Tahoma"/>
+          <w:sz w:val="24"/>
+          <w:szCs w:val="24"/>
           <w:lang w:val="es-MX"/>
         </w:rPr>
         <w:fldChar w:fldCharType="separate"/>
       </w:r>
       <w:r>
         <w:rPr>
+          <w:rFonts w:ascii="Tahoma" w:hAnsi="Tahoma" w:cs="Tahoma"/>
           <w:noProof/>
-          <w:lang w:val="es-MX"/>
-        </w:rPr>
-        <w:t>21 de septiembre de 2023</w:t>
-      </w:r>
-      <w:r>
-        <w:rPr>
+          <w:sz w:val="24"/>
+          <w:szCs w:val="24"/>
+          <w:lang w:val="es-MX"/>
+        </w:rPr>
+        <w:t>25 de septiembre de 2023</w:t>
+      </w:r>
+      <w:r>
+        <w:rPr>
+          <w:rFonts w:ascii="Tahoma" w:hAnsi="Tahoma" w:cs="Tahoma"/>
+          <w:sz w:val="24"/>
+          <w:szCs w:val="24"/>
           <w:lang w:val="es-MX"/>
         </w:rPr>
         <w:fldChar w:fldCharType="end"/>
@@ -61,14 +112,18 @@
     </w:p>
     <w:p>
       <w:pPr>
-        <w:rPr>
-          <w:b/>
-          <w:bCs/>
-          <w:lang w:val="es-MX"/>
-        </w:rPr>
-      </w:pPr>
-      <w:r>
-        <w:rPr>
+        <w:spacing w:after="0" w:line="240" w:lineRule="auto"/>
+        <w:jc w:val="both"/>
+        <w:rPr>
+          <w:rFonts w:cstheme="minorHAnsi"/>
+          <w:b/>
+          <w:bCs/>
+          <w:lang w:val="es-MX"/>
+        </w:rPr>
+      </w:pPr>
+      <w:r>
+        <w:rPr>
+          <w:rFonts w:cstheme="minorHAnsi"/>
           <w:b/>
           <w:bCs/>
           <w:lang w:val="es-MX"/>
@@ -78,6 +133,7 @@
       <w:proofErr w:type="spellStart"/>
       <w:r>
         <w:rPr>
+          <w:rFonts w:cstheme="minorHAnsi"/>
           <w:b/>
           <w:bCs/>
           <w:lang w:val="es-MX"/>
@@ -87,6 +143,7 @@
       <w:proofErr w:type="spellEnd"/>
       <w:r>
         <w:rPr>
+          <w:rFonts w:cstheme="minorHAnsi"/>
           <w:b/>
           <w:bCs/>
           <w:lang w:val="es-MX"/>
@@ -96,6 +153,7 @@
       <w:proofErr w:type="spellStart"/>
       <w:r>
         <w:rPr>
+          <w:rFonts w:cstheme="minorHAnsi"/>
           <w:b/>
           <w:bCs/>
           <w:lang w:val="es-MX"/>
@@ -105,6 +163,7 @@
       <w:proofErr w:type="spellEnd"/>
       <w:r>
         <w:rPr>
+          <w:rFonts w:cstheme="minorHAnsi"/>
           <w:b/>
           <w:bCs/>
           <w:lang w:val="es-MX"/>
@@ -114,6 +173,7 @@
       <w:proofErr w:type="spellStart"/>
       <w:r>
         <w:rPr>
+          <w:rFonts w:cstheme="minorHAnsi"/>
           <w:b/>
           <w:bCs/>
           <w:lang w:val="es-MX"/>
@@ -123,6 +183,7 @@
       <w:proofErr w:type="spellEnd"/>
       <w:r>
         <w:rPr>
+          <w:rFonts w:cstheme="minorHAnsi"/>
           <w:b/>
           <w:bCs/>
           <w:lang w:val="es-MX"/>
@@ -132,25 +193,76 @@
     </w:p>
     <w:p>
       <w:pPr>
-        <w:rPr>
-          <w:b/>
-          <w:bCs/>
-          <w:lang w:val="es-MX"/>
-        </w:rPr>
-      </w:pPr>
-    </w:p>
-    <w:p>
-      <w:pPr>
-        <w:rPr>
-          <w:b/>
-          <w:bCs/>
-          <w:lang w:val="es-MX"/>
-        </w:rPr>
-      </w:pPr>
-      <w:r>
-        <w:rPr>
-          <w:b/>
-          <w:bCs/>
+        <w:spacing w:after="0" w:line="240" w:lineRule="auto"/>
+        <w:jc w:val="both"/>
+        <w:rPr>
+          <w:rFonts w:ascii="Tahoma" w:hAnsi="Tahoma" w:cs="Tahoma"/>
+          <w:b/>
+          <w:bCs/>
+          <w:sz w:val="24"/>
+          <w:szCs w:val="24"/>
+          <w:lang w:val="es-MX"/>
+        </w:rPr>
+      </w:pPr>
+    </w:p>
+    <w:p>
+      <w:pPr>
+        <w:spacing w:after="0" w:line="240" w:lineRule="auto"/>
+        <w:jc w:val="both"/>
+        <w:rPr>
+          <w:rFonts w:ascii="Tahoma" w:hAnsi="Tahoma" w:cs="Tahoma"/>
+          <w:b/>
+          <w:bCs/>
+          <w:sz w:val="24"/>
+          <w:szCs w:val="24"/>
+          <w:lang w:val="es-MX"/>
+        </w:rPr>
+      </w:pPr>
+    </w:p>
+    <w:p>
+      <w:pPr>
+        <w:spacing w:after="0" w:line="240" w:lineRule="auto"/>
+        <w:jc w:val="both"/>
+        <w:rPr>
+          <w:rFonts w:ascii="Tahoma" w:hAnsi="Tahoma" w:cs="Tahoma"/>
+          <w:b/>
+          <w:bCs/>
+          <w:sz w:val="24"/>
+          <w:szCs w:val="24"/>
+          <w:lang w:val="es-MX"/>
+        </w:rPr>
+      </w:pPr>
+    </w:p>
+    <w:p>
+      <w:pPr>
+        <w:spacing w:after="0" w:line="240" w:lineRule="auto"/>
+        <w:jc w:val="both"/>
+        <w:rPr>
+          <w:rFonts w:ascii="Tahoma" w:hAnsi="Tahoma" w:cs="Tahoma"/>
+          <w:b/>
+          <w:bCs/>
+          <w:sz w:val="24"/>
+          <w:szCs w:val="24"/>
+          <w:lang w:val="es-MX"/>
+        </w:rPr>
+      </w:pPr>
+    </w:p>
+    <w:p>
+      <w:pPr>
+        <w:spacing w:after="0" w:line="240" w:lineRule="auto"/>
+        <w:jc w:val="both"/>
+        <w:rPr>
+          <w:rFonts w:ascii="Tahoma" w:hAnsi="Tahoma" w:cs="Tahoma"/>
+          <w:sz w:val="24"/>
+          <w:szCs w:val="24"/>
+          <w:lang w:val="es-MX"/>
+        </w:rPr>
+      </w:pPr>
+      <w:r>
+        <w:rPr>
+          <w:rFonts w:ascii="Tahoma" w:hAnsi="Tahoma" w:cs="Tahoma"/>
+          <w:sz w:val="24"/>
+          <w:szCs w:val="24"/>
           <w:lang w:val="es-MX"/>
         </w:rPr>
         <w:t>Señor</w:t>
@@ -158,16 +270,20 @@
     </w:p>
     <w:p>
       <w:pPr>
-        <w:rPr>
-          <w:b/>
-          <w:bCs/>
-          <w:lang w:val="es-MX"/>
-        </w:rPr>
-      </w:pPr>
-      <w:r>
-        <w:rPr>
-          <w:b/>
-          <w:bCs/>
+        <w:spacing w:after="0" w:line="240" w:lineRule="auto"/>
+        <w:jc w:val="both"/>
+        <w:rPr>
+          <w:rFonts w:ascii="Tahoma" w:hAnsi="Tahoma" w:cs="Tahoma"/>
+          <w:sz w:val="24"/>
+          <w:szCs w:val="24"/>
+          <w:lang w:val="es-MX"/>
+        </w:rPr>
+      </w:pPr>
+      <w:r>
+        <w:rPr>
+          <w:rFonts w:ascii="Tahoma" w:hAnsi="Tahoma" w:cs="Tahoma"/>
+          <w:sz w:val="24"/>
+          <w:szCs w:val="24"/>
           <w:lang w:val="es-MX"/>
         </w:rPr>
         <w:t>${</w:t>
@@ -175,8 +291,9 @@
       <w:proofErr w:type="spellStart"/>
       <w:r>
         <w:rPr>
-          <w:b/>
-          <w:bCs/>
+          <w:rFonts w:ascii="Tahoma" w:hAnsi="Tahoma" w:cs="Tahoma"/>
+          <w:sz w:val="24"/>
+          <w:szCs w:val="24"/>
           <w:lang w:val="es-MX"/>
         </w:rPr>
         <w:t>nomDestinatario</w:t>
@@ -184,8 +301,9 @@
       <w:proofErr w:type="spellEnd"/>
       <w:r>
         <w:rPr>
-          <w:b/>
-          <w:bCs/>
+          <w:rFonts w:ascii="Tahoma" w:hAnsi="Tahoma" w:cs="Tahoma"/>
+          <w:sz w:val="24"/>
+          <w:szCs w:val="24"/>
           <w:lang w:val="es-MX"/>
         </w:rPr>
         <w:t>}</w:t>
@@ -193,16 +311,24 @@
     </w:p>
     <w:p>
       <w:pPr>
-        <w:rPr>
-          <w:b/>
-          <w:bCs/>
-          <w:lang w:val="es-MX"/>
-        </w:rPr>
-      </w:pPr>
-      <w:r>
-        <w:rPr>
-          <w:b/>
-          <w:bCs/>
+        <w:spacing w:after="0" w:line="240" w:lineRule="auto"/>
+        <w:jc w:val="both"/>
+        <w:rPr>
+          <w:rFonts w:ascii="Tahoma" w:hAnsi="Tahoma" w:cs="Tahoma"/>
+          <w:b/>
+          <w:bCs/>
+          <w:sz w:val="24"/>
+          <w:szCs w:val="24"/>
+          <w:lang w:val="es-MX"/>
+        </w:rPr>
+      </w:pPr>
+      <w:r>
+        <w:rPr>
+          <w:rFonts w:ascii="Tahoma" w:hAnsi="Tahoma" w:cs="Tahoma"/>
+          <w:b/>
+          <w:bCs/>
+          <w:sz w:val="24"/>
+          <w:szCs w:val="24"/>
           <w:lang w:val="es-MX"/>
         </w:rPr>
         <w:t>${</w:t>
@@ -210,8 +336,11 @@
       <w:proofErr w:type="spellStart"/>
       <w:r>
         <w:rPr>
-          <w:b/>
-          <w:bCs/>
+          <w:rFonts w:ascii="Tahoma" w:hAnsi="Tahoma" w:cs="Tahoma"/>
+          <w:b/>
+          <w:bCs/>
+          <w:sz w:val="24"/>
+          <w:szCs w:val="24"/>
           <w:lang w:val="es-MX"/>
         </w:rPr>
         <w:t>nombreCliente</w:t>
@@ -219,8 +348,11 @@
       <w:proofErr w:type="spellEnd"/>
       <w:r>
         <w:rPr>
-          <w:b/>
-          <w:bCs/>
+          <w:rFonts w:ascii="Tahoma" w:hAnsi="Tahoma" w:cs="Tahoma"/>
+          <w:b/>
+          <w:bCs/>
+          <w:sz w:val="24"/>
+          <w:szCs w:val="24"/>
           <w:lang w:val="es-MX"/>
         </w:rPr>
         <w:t>}</w:t>
@@ -228,34 +360,65 @@
     </w:p>
     <w:p>
       <w:pPr>
-        <w:rPr>
-          <w:lang w:val="es-MX"/>
-        </w:rPr>
-      </w:pPr>
-      <w:proofErr w:type="gramStart"/>
-      <w:r>
-        <w:rPr>
-          <w:lang w:val="es-MX"/>
-        </w:rPr>
-        <w:t>Presente.-</w:t>
-      </w:r>
-      <w:proofErr w:type="gramEnd"/>
-    </w:p>
-    <w:p>
-      <w:pPr>
-        <w:rPr>
-          <w:lang w:val="es-MX"/>
-        </w:rPr>
-      </w:pPr>
-    </w:p>
-    <w:p>
-      <w:pPr>
-        <w:rPr>
-          <w:lang w:val="es-MX"/>
-        </w:rPr>
-      </w:pPr>
-      <w:r>
-        <w:rPr>
+        <w:spacing w:after="0" w:line="240" w:lineRule="auto"/>
+        <w:jc w:val="both"/>
+        <w:rPr>
+          <w:rFonts w:ascii="Tahoma" w:hAnsi="Tahoma" w:cs="Tahoma"/>
+          <w:sz w:val="24"/>
+          <w:szCs w:val="24"/>
+          <w:lang w:val="es-MX"/>
+        </w:rPr>
+      </w:pPr>
+      <w:r>
+        <w:rPr>
+          <w:rFonts w:ascii="Tahoma" w:hAnsi="Tahoma" w:cs="Tahoma"/>
+          <w:sz w:val="24"/>
+          <w:szCs w:val="24"/>
+          <w:lang w:val="es-MX"/>
+        </w:rPr>
+        <w:t>Presente. -</w:t>
+      </w:r>
+    </w:p>
+    <w:p>
+      <w:pPr>
+        <w:spacing w:after="0" w:line="240" w:lineRule="auto"/>
+        <w:jc w:val="both"/>
+        <w:rPr>
+          <w:rFonts w:ascii="Tahoma" w:hAnsi="Tahoma" w:cs="Tahoma"/>
+          <w:sz w:val="24"/>
+          <w:szCs w:val="24"/>
+          <w:lang w:val="es-MX"/>
+        </w:rPr>
+      </w:pPr>
+    </w:p>
+    <w:p>
+      <w:pPr>
+        <w:spacing w:after="0" w:line="240" w:lineRule="auto"/>
+        <w:jc w:val="both"/>
+        <w:rPr>
+          <w:rFonts w:ascii="Tahoma" w:hAnsi="Tahoma" w:cs="Tahoma"/>
+          <w:sz w:val="24"/>
+          <w:szCs w:val="24"/>
+          <w:lang w:val="es-MX"/>
+        </w:rPr>
+      </w:pPr>
+    </w:p>
+    <w:p>
+      <w:pPr>
+        <w:spacing w:after="0" w:line="240" w:lineRule="auto"/>
+        <w:jc w:val="both"/>
+        <w:rPr>
+          <w:rFonts w:ascii="Tahoma" w:hAnsi="Tahoma" w:cs="Tahoma"/>
+          <w:sz w:val="24"/>
+          <w:szCs w:val="24"/>
+          <w:lang w:val="es-MX"/>
+        </w:rPr>
+      </w:pPr>
+      <w:r>
+        <w:rPr>
+          <w:rFonts w:ascii="Tahoma" w:hAnsi="Tahoma" w:cs="Tahoma"/>
+          <w:sz w:val="24"/>
+          <w:szCs w:val="24"/>
           <w:lang w:val="es-MX"/>
         </w:rPr>
         <w:t>De mi consideración:</w:t>
@@ -263,12 +426,44 @@
     </w:p>
     <w:p>
       <w:pPr>
-        <w:rPr>
-          <w:lang w:val="es-MX"/>
-        </w:rPr>
-      </w:pPr>
-      <w:r>
-        <w:rPr>
+        <w:spacing w:after="0" w:line="240" w:lineRule="auto"/>
+        <w:jc w:val="both"/>
+        <w:rPr>
+          <w:rFonts w:ascii="Tahoma" w:hAnsi="Tahoma" w:cs="Tahoma"/>
+          <w:sz w:val="24"/>
+          <w:szCs w:val="24"/>
+          <w:lang w:val="es-MX"/>
+        </w:rPr>
+      </w:pPr>
+    </w:p>
+    <w:p>
+      <w:pPr>
+        <w:spacing w:after="0" w:line="240" w:lineRule="auto"/>
+        <w:jc w:val="both"/>
+        <w:rPr>
+          <w:rFonts w:ascii="Tahoma" w:hAnsi="Tahoma" w:cs="Tahoma"/>
+          <w:sz w:val="24"/>
+          <w:szCs w:val="24"/>
+          <w:lang w:val="es-MX"/>
+        </w:rPr>
+      </w:pPr>
+    </w:p>
+    <w:p>
+      <w:pPr>
+        <w:spacing w:after="0" w:line="240" w:lineRule="auto"/>
+        <w:jc w:val="both"/>
+        <w:rPr>
+          <w:rFonts w:ascii="Tahoma" w:hAnsi="Tahoma" w:cs="Tahoma"/>
+          <w:sz w:val="24"/>
+          <w:szCs w:val="24"/>
+          <w:lang w:val="es-MX"/>
+        </w:rPr>
+      </w:pPr>
+      <w:r>
+        <w:rPr>
+          <w:rFonts w:ascii="Tahoma" w:hAnsi="Tahoma" w:cs="Tahoma"/>
+          <w:sz w:val="24"/>
+          <w:szCs w:val="24"/>
           <w:lang w:val="es-MX"/>
         </w:rPr>
         <w:t>${detalle}</w:t>
@@ -276,19 +471,76 @@
     </w:p>
     <w:p>
       <w:pPr>
-        <w:rPr>
-          <w:lang w:val="es-MX"/>
-        </w:rPr>
-      </w:pPr>
-    </w:p>
-    <w:p>
-      <w:pPr>
-        <w:rPr>
-          <w:lang w:val="es-MX"/>
-        </w:rPr>
-      </w:pPr>
-      <w:r>
-        <w:rPr>
+        <w:spacing w:after="0" w:line="240" w:lineRule="auto"/>
+        <w:jc w:val="both"/>
+        <w:rPr>
+          <w:rFonts w:ascii="Tahoma" w:hAnsi="Tahoma" w:cs="Tahoma"/>
+          <w:sz w:val="24"/>
+          <w:szCs w:val="24"/>
+          <w:lang w:val="es-MX"/>
+        </w:rPr>
+      </w:pPr>
+    </w:p>
+    <w:p>
+      <w:pPr>
+        <w:spacing w:after="0" w:line="240" w:lineRule="auto"/>
+        <w:jc w:val="both"/>
+        <w:rPr>
+          <w:rFonts w:ascii="Tahoma" w:hAnsi="Tahoma" w:cs="Tahoma"/>
+          <w:sz w:val="24"/>
+          <w:szCs w:val="24"/>
+          <w:lang w:val="es-MX"/>
+        </w:rPr>
+      </w:pPr>
+      <w:r>
+        <w:rPr>
+          <w:rFonts w:ascii="Tahoma" w:eastAsia="Tahoma" w:hAnsi="Tahoma" w:cs="Tahoma"/>
+          <w:sz w:val="24"/>
+          <w:szCs w:val="24"/>
+        </w:rPr>
+        <w:t>Sin otro particular por el momento, me suscribo.</w:t>
+      </w:r>
+    </w:p>
+    <w:p>
+      <w:pPr>
+        <w:spacing w:after="0" w:line="240" w:lineRule="auto"/>
+        <w:jc w:val="both"/>
+        <w:rPr>
+          <w:rFonts w:ascii="Tahoma" w:hAnsi="Tahoma" w:cs="Tahoma"/>
+          <w:sz w:val="24"/>
+          <w:szCs w:val="24"/>
+          <w:lang w:val="es-MX"/>
+        </w:rPr>
+      </w:pPr>
+    </w:p>
+    <w:p>
+      <w:pPr>
+        <w:spacing w:after="0" w:line="240" w:lineRule="auto"/>
+        <w:jc w:val="both"/>
+        <w:rPr>
+          <w:rFonts w:ascii="Tahoma" w:hAnsi="Tahoma" w:cs="Tahoma"/>
+          <w:sz w:val="24"/>
+          <w:szCs w:val="24"/>
+          <w:lang w:val="es-MX"/>
+        </w:rPr>
+      </w:pPr>
+    </w:p>
+    <w:p>
+      <w:pPr>
+        <w:spacing w:after="0" w:line="240" w:lineRule="auto"/>
+        <w:jc w:val="both"/>
+        <w:rPr>
+          <w:rFonts w:ascii="Tahoma" w:hAnsi="Tahoma" w:cs="Tahoma"/>
+          <w:sz w:val="24"/>
+          <w:szCs w:val="24"/>
+          <w:lang w:val="es-MX"/>
+        </w:rPr>
+      </w:pPr>
+      <w:r>
+        <w:rPr>
+          <w:rFonts w:ascii="Tahoma" w:hAnsi="Tahoma" w:cs="Tahoma"/>
+          <w:sz w:val="24"/>
+          <w:szCs w:val="24"/>
           <w:lang w:val="es-MX"/>
         </w:rPr>
         <w:t>Atentamente,</w:t>
@@ -296,30 +548,81 @@
     </w:p>
     <w:p>
       <w:pPr>
-        <w:rPr>
-          <w:lang w:val="es-MX"/>
-        </w:rPr>
-      </w:pPr>
-    </w:p>
-    <w:p>
-      <w:pPr>
-        <w:rPr>
-          <w:lang w:val="es-MX"/>
-        </w:rPr>
-      </w:pPr>
-    </w:p>
-    <w:p>
-      <w:pPr>
-        <w:rPr>
-          <w:b/>
-          <w:bCs/>
-          <w:lang w:val="es-MX"/>
-        </w:rPr>
-      </w:pPr>
-      <w:r>
-        <w:rPr>
-          <w:b/>
-          <w:bCs/>
+        <w:spacing w:after="0" w:line="240" w:lineRule="auto"/>
+        <w:jc w:val="both"/>
+        <w:rPr>
+          <w:rFonts w:ascii="Tahoma" w:hAnsi="Tahoma" w:cs="Tahoma"/>
+          <w:sz w:val="24"/>
+          <w:szCs w:val="24"/>
+          <w:lang w:val="es-MX"/>
+        </w:rPr>
+      </w:pPr>
+    </w:p>
+    <w:p>
+      <w:pPr>
+        <w:spacing w:after="0" w:line="240" w:lineRule="auto"/>
+        <w:jc w:val="both"/>
+        <w:rPr>
+          <w:rFonts w:ascii="Tahoma" w:hAnsi="Tahoma" w:cs="Tahoma"/>
+          <w:sz w:val="24"/>
+          <w:szCs w:val="24"/>
+          <w:lang w:val="es-MX"/>
+        </w:rPr>
+      </w:pPr>
+    </w:p>
+    <w:p>
+      <w:pPr>
+        <w:spacing w:after="0" w:line="240" w:lineRule="auto"/>
+        <w:jc w:val="both"/>
+        <w:rPr>
+          <w:rFonts w:ascii="Tahoma" w:hAnsi="Tahoma" w:cs="Tahoma"/>
+          <w:sz w:val="24"/>
+          <w:szCs w:val="24"/>
+          <w:lang w:val="es-MX"/>
+        </w:rPr>
+      </w:pPr>
+    </w:p>
+    <w:p>
+      <w:pPr>
+        <w:spacing w:after="0" w:line="240" w:lineRule="auto"/>
+        <w:jc w:val="both"/>
+        <w:rPr>
+          <w:rFonts w:ascii="Tahoma" w:hAnsi="Tahoma" w:cs="Tahoma"/>
+          <w:sz w:val="24"/>
+          <w:szCs w:val="24"/>
+          <w:lang w:val="es-MX"/>
+        </w:rPr>
+      </w:pPr>
+      <w:r>
+        <w:rPr>
+          <w:rFonts w:ascii="Tahoma" w:hAnsi="Tahoma" w:cs="Tahoma"/>
+          <w:sz w:val="24"/>
+          <w:szCs w:val="24"/>
+          <w:lang w:val="es-MX"/>
+        </w:rPr>
+        <w:t>NOMBRE</w:t>
+      </w:r>
+    </w:p>
+    <w:p>
+      <w:pPr>
+        <w:spacing w:after="0" w:line="240" w:lineRule="auto"/>
+        <w:jc w:val="both"/>
+        <w:rPr>
+          <w:rFonts w:ascii="Tahoma" w:hAnsi="Tahoma" w:cs="Tahoma"/>
+          <w:b/>
+          <w:bCs/>
+          <w:sz w:val="24"/>
+          <w:szCs w:val="24"/>
+          <w:lang w:val="es-MX"/>
+        </w:rPr>
+      </w:pPr>
+      <w:r>
+        <w:rPr>
+          <w:rFonts w:ascii="Tahoma" w:hAnsi="Tahoma" w:cs="Tahoma"/>
+          <w:b/>
+          <w:bCs/>
+          <w:sz w:val="24"/>
+          <w:szCs w:val="24"/>
           <w:lang w:val="es-MX"/>
         </w:rPr>
         <w:t>NOBOA, PEÑA &amp; TORRES</w:t>
@@ -327,29 +630,45 @@
     </w:p>
     <w:p>
       <w:pPr>
-        <w:rPr>
-          <w:lang w:val="es-MX"/>
-        </w:rPr>
-      </w:pPr>
-    </w:p>
-    <w:p>
-      <w:pPr>
-        <w:rPr>
-          <w:lang w:val="es-MX"/>
-        </w:rPr>
-      </w:pPr>
-    </w:p>
-    <w:p>
-      <w:pPr>
-        <w:rPr>
-          <w:b/>
-          <w:bCs/>
-          <w:lang w:val="es-MX"/>
-        </w:rPr>
-      </w:pPr>
-    </w:p>
-    <w:p>
-      <w:pPr>
+        <w:spacing w:after="0" w:line="240" w:lineRule="auto"/>
+        <w:jc w:val="both"/>
+        <w:rPr>
+          <w:rFonts w:ascii="Tahoma" w:hAnsi="Tahoma" w:cs="Tahoma"/>
+          <w:sz w:val="24"/>
+          <w:szCs w:val="24"/>
+          <w:lang w:val="es-MX"/>
+        </w:rPr>
+      </w:pPr>
+    </w:p>
+    <w:p>
+      <w:pPr>
+        <w:spacing w:after="0" w:line="240" w:lineRule="auto"/>
+        <w:jc w:val="both"/>
+        <w:rPr>
+          <w:rFonts w:ascii="Tahoma" w:hAnsi="Tahoma" w:cs="Tahoma"/>
+          <w:sz w:val="24"/>
+          <w:szCs w:val="24"/>
+          <w:lang w:val="es-MX"/>
+        </w:rPr>
+      </w:pPr>
+    </w:p>
+    <w:p>
+      <w:pPr>
+        <w:spacing w:after="0" w:line="240" w:lineRule="auto"/>
+        <w:jc w:val="both"/>
+        <w:rPr>
+          <w:rFonts w:ascii="Tahoma" w:hAnsi="Tahoma" w:cs="Tahoma"/>
+          <w:b/>
+          <w:bCs/>
+          <w:sz w:val="24"/>
+          <w:szCs w:val="24"/>
+          <w:lang w:val="es-MX"/>
+        </w:rPr>
+      </w:pPr>
+    </w:p>
+    <w:p>
+      <w:pPr>
+        <w:spacing w:after="0"/>
         <w:jc w:val="center"/>
         <w:rPr>
           <w:lang w:val="es-MX"/>

--- a/public/word-template/carta.docx
+++ b/public/word-template/carta.docx
@@ -1,6 +1,6 @@
 
 <file path=word/document.xml><?xml version="1.0" encoding="utf-8"?>
-<w:document xmlns:wpc="http://schemas.microsoft.com/office/word/2010/wordprocessingCanvas" xmlns:cx="http://schemas.microsoft.com/office/drawing/2014/chartex" xmlns:cx1="http://schemas.microsoft.com/office/drawing/2015/9/8/chartex" xmlns:cx2="http://schemas.microsoft.com/office/drawing/2015/10/21/chartex" xmlns:cx3="http://schemas.microsoft.com/office/drawing/2016/5/9/chartex" xmlns:cx4="http://schemas.microsoft.com/office/drawing/2016/5/10/chartex" xmlns:cx5="http://schemas.microsoft.com/office/drawing/2016/5/11/chartex" xmlns:cx6="http://schemas.microsoft.com/office/drawing/2016/5/12/chartex" xmlns:cx7="http://schemas.microsoft.com/office/drawing/2016/5/13/chartex" xmlns:cx8="http://schemas.microsoft.com/office/drawing/2016/5/14/chartex" xmlns:mc="http://schemas.openxmlformats.org/markup-compatibility/2006" xmlns:aink="http://schemas.microsoft.com/office/drawing/2016/ink" xmlns:am3d="http://schemas.microsoft.com/office/drawing/2017/model3d" xmlns:o="urn:schemas-microsoft-com:office:office" xmlns:r="http://schemas.openxmlformats.org/officeDocument/2006/relationships" xmlns:m="http://schemas.openxmlformats.org/officeDocument/2006/math" xmlns:v="urn:schemas-microsoft-com:vml" xmlns:wp14="http://schemas.microsoft.com/office/word/2010/wordprocessingDrawing" xmlns:wp="http://schemas.openxmlformats.org/drawingml/2006/wordprocessingDrawing" xmlns:w10="urn:schemas-microsoft-com:office:word" xmlns:w="http://schemas.openxmlformats.org/wordprocessingml/2006/main" xmlns:w14="http://schemas.microsoft.com/office/word/2010/wordml" xmlns:w15="http://schemas.microsoft.com/office/word/2012/wordml" xmlns:w16cex="http://schemas.microsoft.com/office/word/2018/wordml/cex" xmlns:w16cid="http://schemas.microsoft.com/office/word/2016/wordml/cid" xmlns:w16="http://schemas.microsoft.com/office/word/2018/wordml" xmlns:w16sdtdh="http://schemas.microsoft.com/office/word/2020/wordml/sdtdatahash" xmlns:w16se="http://schemas.microsoft.com/office/word/2015/wordml/symex" xmlns:wpg="http://schemas.microsoft.com/office/word/2010/wordprocessingGroup" xmlns:wpi="http://schemas.microsoft.com/office/word/2010/wordprocessingInk" xmlns:wne="http://schemas.microsoft.com/office/word/2006/wordml" xmlns:wps="http://schemas.microsoft.com/office/word/2010/wordprocessingShape" mc:Ignorable="w14 w15 w16se w16cid w16 w16cex w16sdtdh wp14">
+<w:document xmlns:wpc="http://schemas.microsoft.com/office/word/2010/wordprocessingCanvas" xmlns:mc="http://schemas.openxmlformats.org/markup-compatibility/2006" xmlns:o="urn:schemas-microsoft-com:office:office" xmlns:r="http://schemas.openxmlformats.org/officeDocument/2006/relationships" xmlns:m="http://schemas.openxmlformats.org/officeDocument/2006/math" xmlns:v="urn:schemas-microsoft-com:vml" xmlns:wp14="http://schemas.microsoft.com/office/word/2010/wordprocessingDrawing" xmlns:wp="http://schemas.openxmlformats.org/drawingml/2006/wordprocessingDrawing" xmlns:w10="urn:schemas-microsoft-com:office:word" xmlns:w="http://schemas.openxmlformats.org/wordprocessingml/2006/main" xmlns:w14="http://schemas.microsoft.com/office/word/2010/wordml" xmlns:w15="http://schemas.microsoft.com/office/word/2012/wordml" xmlns:wpg="http://schemas.microsoft.com/office/word/2010/wordprocessingGroup" xmlns:wpi="http://schemas.microsoft.com/office/word/2010/wordprocessingInk" xmlns:wne="http://schemas.microsoft.com/office/word/2006/wordml" xmlns:wps="http://schemas.microsoft.com/office/word/2010/wordprocessingShape" mc:Ignorable="w14 w15 wp14">
   <w:body>
     <w:p>
       <w:pPr>
@@ -98,7 +98,7 @@
           <w:szCs w:val="24"/>
           <w:lang w:val="es-MX"/>
         </w:rPr>
-        <w:t>25 de septiembre de 2023</w:t>
+        <w:t>14 de noviembre de 2023</w:t>
       </w:r>
       <w:r>
         <w:rPr>
@@ -322,41 +322,33 @@
           <w:lang w:val="es-MX"/>
         </w:rPr>
       </w:pPr>
-      <w:r>
-        <w:rPr>
-          <w:rFonts w:ascii="Tahoma" w:hAnsi="Tahoma" w:cs="Tahoma"/>
-          <w:b/>
-          <w:bCs/>
-          <w:sz w:val="24"/>
-          <w:szCs w:val="24"/>
-          <w:lang w:val="es-MX"/>
-        </w:rPr>
-        <w:t>${</w:t>
-      </w:r>
-      <w:proofErr w:type="spellStart"/>
-      <w:r>
-        <w:rPr>
-          <w:rFonts w:ascii="Tahoma" w:hAnsi="Tahoma" w:cs="Tahoma"/>
-          <w:b/>
-          <w:bCs/>
-          <w:sz w:val="24"/>
-          <w:szCs w:val="24"/>
-          <w:lang w:val="es-MX"/>
-        </w:rPr>
-        <w:t>nombreCliente</w:t>
-      </w:r>
-      <w:proofErr w:type="spellEnd"/>
-      <w:r>
-        <w:rPr>
-          <w:rFonts w:ascii="Tahoma" w:hAnsi="Tahoma" w:cs="Tahoma"/>
-          <w:b/>
-          <w:bCs/>
-          <w:sz w:val="24"/>
-          <w:szCs w:val="24"/>
-          <w:lang w:val="es-MX"/>
-        </w:rPr>
-        <w:t>}</w:t>
-      </w:r>
+    </w:p>
+    <w:p>
+      <w:pPr>
+        <w:spacing w:after="0" w:line="240" w:lineRule="auto"/>
+        <w:jc w:val="both"/>
+        <w:rPr>
+          <w:rFonts w:ascii="Tahoma" w:hAnsi="Tahoma" w:cs="Tahoma"/>
+          <w:b/>
+          <w:bCs/>
+          <w:sz w:val="24"/>
+          <w:szCs w:val="24"/>
+          <w:lang w:val="es-MX"/>
+        </w:rPr>
+      </w:pPr>
+      <w:r>
+        <w:rPr>
+          <w:rFonts w:ascii="Tahoma" w:hAnsi="Tahoma" w:cs="Tahoma"/>
+          <w:b/>
+          <w:bCs/>
+          <w:sz w:val="24"/>
+          <w:szCs w:val="24"/>
+          <w:lang w:val="es-MX"/>
+        </w:rPr>
+        <w:t>Nombre del cliente</w:t>
+      </w:r>
+      <w:bookmarkStart w:id="0" w:name="_GoBack"/>
+      <w:bookmarkEnd w:id="0"/>
     </w:p>
     <w:p>
       <w:pPr>
@@ -688,7 +680,7 @@
 </file>
 
 <file path=word/endnotes.xml><?xml version="1.0" encoding="utf-8"?>
-<w:endnotes xmlns:wpc="http://schemas.microsoft.com/office/word/2010/wordprocessingCanvas" xmlns:cx="http://schemas.microsoft.com/office/drawing/2014/chartex" xmlns:cx1="http://schemas.microsoft.com/office/drawing/2015/9/8/chartex" xmlns:cx2="http://schemas.microsoft.com/office/drawing/2015/10/21/chartex" xmlns:cx3="http://schemas.microsoft.com/office/drawing/2016/5/9/chartex" xmlns:cx4="http://schemas.microsoft.com/office/drawing/2016/5/10/chartex" xmlns:cx5="http://schemas.microsoft.com/office/drawing/2016/5/11/chartex" xmlns:cx6="http://schemas.microsoft.com/office/drawing/2016/5/12/chartex" xmlns:cx7="http://schemas.microsoft.com/office/drawing/2016/5/13/chartex" xmlns:cx8="http://schemas.microsoft.com/office/drawing/2016/5/14/chartex" xmlns:mc="http://schemas.openxmlformats.org/markup-compatibility/2006" xmlns:aink="http://schemas.microsoft.com/office/drawing/2016/ink" xmlns:am3d="http://schemas.microsoft.com/office/drawing/2017/model3d" xmlns:o="urn:schemas-microsoft-com:office:office" xmlns:r="http://schemas.openxmlformats.org/officeDocument/2006/relationships" xmlns:m="http://schemas.openxmlformats.org/officeDocument/2006/math" xmlns:v="urn:schemas-microsoft-com:vml" xmlns:wp14="http://schemas.microsoft.com/office/word/2010/wordprocessingDrawing" xmlns:wp="http://schemas.openxmlformats.org/drawingml/2006/wordprocessingDrawing" xmlns:w10="urn:schemas-microsoft-com:office:word" xmlns:w="http://schemas.openxmlformats.org/wordprocessingml/2006/main" xmlns:w14="http://schemas.microsoft.com/office/word/2010/wordml" xmlns:w15="http://schemas.microsoft.com/office/word/2012/wordml" xmlns:w16cex="http://schemas.microsoft.com/office/word/2018/wordml/cex" xmlns:w16cid="http://schemas.microsoft.com/office/word/2016/wordml/cid" xmlns:w16="http://schemas.microsoft.com/office/word/2018/wordml" xmlns:w16sdtdh="http://schemas.microsoft.com/office/word/2020/wordml/sdtdatahash" xmlns:w16se="http://schemas.microsoft.com/office/word/2015/wordml/symex" xmlns:wpg="http://schemas.microsoft.com/office/word/2010/wordprocessingGroup" xmlns:wpi="http://schemas.microsoft.com/office/word/2010/wordprocessingInk" xmlns:wne="http://schemas.microsoft.com/office/word/2006/wordml" xmlns:wps="http://schemas.microsoft.com/office/word/2010/wordprocessingShape" mc:Ignorable="w14 w15 w16se w16cid w16 w16cex w16sdtdh wp14">
+<w:endnotes xmlns:wpc="http://schemas.microsoft.com/office/word/2010/wordprocessingCanvas" xmlns:mc="http://schemas.openxmlformats.org/markup-compatibility/2006" xmlns:o="urn:schemas-microsoft-com:office:office" xmlns:r="http://schemas.openxmlformats.org/officeDocument/2006/relationships" xmlns:m="http://schemas.openxmlformats.org/officeDocument/2006/math" xmlns:v="urn:schemas-microsoft-com:vml" xmlns:wp14="http://schemas.microsoft.com/office/word/2010/wordprocessingDrawing" xmlns:wp="http://schemas.openxmlformats.org/drawingml/2006/wordprocessingDrawing" xmlns:w10="urn:schemas-microsoft-com:office:word" xmlns:w="http://schemas.openxmlformats.org/wordprocessingml/2006/main" xmlns:w14="http://schemas.microsoft.com/office/word/2010/wordml" xmlns:w15="http://schemas.microsoft.com/office/word/2012/wordml" xmlns:wpg="http://schemas.microsoft.com/office/word/2010/wordprocessingGroup" xmlns:wpi="http://schemas.microsoft.com/office/word/2010/wordprocessingInk" xmlns:wne="http://schemas.microsoft.com/office/word/2006/wordml" xmlns:wps="http://schemas.microsoft.com/office/word/2010/wordprocessingShape" mc:Ignorable="w14 w15 wp14">
   <w:endnote w:type="separator" w:id="-1">
     <w:p>
       <w:pPr>
@@ -713,7 +705,7 @@
 </file>
 
 <file path=word/footer1.xml><?xml version="1.0" encoding="utf-8"?>
-<w:ftr xmlns:wpc="http://schemas.microsoft.com/office/word/2010/wordprocessingCanvas" xmlns:cx="http://schemas.microsoft.com/office/drawing/2014/chartex" xmlns:cx1="http://schemas.microsoft.com/office/drawing/2015/9/8/chartex" xmlns:cx2="http://schemas.microsoft.com/office/drawing/2015/10/21/chartex" xmlns:cx3="http://schemas.microsoft.com/office/drawing/2016/5/9/chartex" xmlns:cx4="http://schemas.microsoft.com/office/drawing/2016/5/10/chartex" xmlns:cx5="http://schemas.microsoft.com/office/drawing/2016/5/11/chartex" xmlns:cx6="http://schemas.microsoft.com/office/drawing/2016/5/12/chartex" xmlns:cx7="http://schemas.microsoft.com/office/drawing/2016/5/13/chartex" xmlns:cx8="http://schemas.microsoft.com/office/drawing/2016/5/14/chartex" xmlns:mc="http://schemas.openxmlformats.org/markup-compatibility/2006" xmlns:aink="http://schemas.microsoft.com/office/drawing/2016/ink" xmlns:am3d="http://schemas.microsoft.com/office/drawing/2017/model3d" xmlns:o="urn:schemas-microsoft-com:office:office" xmlns:r="http://schemas.openxmlformats.org/officeDocument/2006/relationships" xmlns:m="http://schemas.openxmlformats.org/officeDocument/2006/math" xmlns:v="urn:schemas-microsoft-com:vml" xmlns:wp14="http://schemas.microsoft.com/office/word/2010/wordprocessingDrawing" xmlns:wp="http://schemas.openxmlformats.org/drawingml/2006/wordprocessingDrawing" xmlns:w10="urn:schemas-microsoft-com:office:word" xmlns:w="http://schemas.openxmlformats.org/wordprocessingml/2006/main" xmlns:w14="http://schemas.microsoft.com/office/word/2010/wordml" xmlns:w15="http://schemas.microsoft.com/office/word/2012/wordml" xmlns:w16cex="http://schemas.microsoft.com/office/word/2018/wordml/cex" xmlns:w16cid="http://schemas.microsoft.com/office/word/2016/wordml/cid" xmlns:w16="http://schemas.microsoft.com/office/word/2018/wordml" xmlns:w16sdtdh="http://schemas.microsoft.com/office/word/2020/wordml/sdtdatahash" xmlns:w16se="http://schemas.microsoft.com/office/word/2015/wordml/symex" xmlns:wpg="http://schemas.microsoft.com/office/word/2010/wordprocessingGroup" xmlns:wpi="http://schemas.microsoft.com/office/word/2010/wordprocessingInk" xmlns:wne="http://schemas.microsoft.com/office/word/2006/wordml" xmlns:wps="http://schemas.microsoft.com/office/word/2010/wordprocessingShape" mc:Ignorable="w14 w15 w16se w16cid w16 w16cex w16sdtdh wp14">
+<w:ftr xmlns:wpc="http://schemas.microsoft.com/office/word/2010/wordprocessingCanvas" xmlns:mc="http://schemas.openxmlformats.org/markup-compatibility/2006" xmlns:o="urn:schemas-microsoft-com:office:office" xmlns:r="http://schemas.openxmlformats.org/officeDocument/2006/relationships" xmlns:m="http://schemas.openxmlformats.org/officeDocument/2006/math" xmlns:v="urn:schemas-microsoft-com:vml" xmlns:wp14="http://schemas.microsoft.com/office/word/2010/wordprocessingDrawing" xmlns:wp="http://schemas.openxmlformats.org/drawingml/2006/wordprocessingDrawing" xmlns:w10="urn:schemas-microsoft-com:office:word" xmlns:w="http://schemas.openxmlformats.org/wordprocessingml/2006/main" xmlns:w14="http://schemas.microsoft.com/office/word/2010/wordml" xmlns:w15="http://schemas.microsoft.com/office/word/2012/wordml" xmlns:wpg="http://schemas.microsoft.com/office/word/2010/wordprocessingGroup" xmlns:wpi="http://schemas.microsoft.com/office/word/2010/wordprocessingInk" xmlns:wne="http://schemas.microsoft.com/office/word/2006/wordml" xmlns:wps="http://schemas.microsoft.com/office/word/2010/wordprocessingShape" mc:Ignorable="w14 w15 wp14">
   <w:p>
     <w:pPr>
       <w:pStyle w:val="Piedepgina"/>
@@ -721,6 +713,7 @@
     <w:r>
       <w:rPr>
         <w:noProof/>
+        <w:lang w:eastAsia="es-EC"/>
       </w:rPr>
       <w:drawing>
         <wp:inline distT="0" distB="0" distL="0" distR="0" wp14:anchorId="6BBAE851" wp14:editId="7DF04E3D">
@@ -772,7 +765,7 @@
 </file>
 
 <file path=word/footnotes.xml><?xml version="1.0" encoding="utf-8"?>
-<w:footnotes xmlns:wpc="http://schemas.microsoft.com/office/word/2010/wordprocessingCanvas" xmlns:cx="http://schemas.microsoft.com/office/drawing/2014/chartex" xmlns:cx1="http://schemas.microsoft.com/office/drawing/2015/9/8/chartex" xmlns:cx2="http://schemas.microsoft.com/office/drawing/2015/10/21/chartex" xmlns:cx3="http://schemas.microsoft.com/office/drawing/2016/5/9/chartex" xmlns:cx4="http://schemas.microsoft.com/office/drawing/2016/5/10/chartex" xmlns:cx5="http://schemas.microsoft.com/office/drawing/2016/5/11/chartex" xmlns:cx6="http://schemas.microsoft.com/office/drawing/2016/5/12/chartex" xmlns:cx7="http://schemas.microsoft.com/office/drawing/2016/5/13/chartex" xmlns:cx8="http://schemas.microsoft.com/office/drawing/2016/5/14/chartex" xmlns:mc="http://schemas.openxmlformats.org/markup-compatibility/2006" xmlns:aink="http://schemas.microsoft.com/office/drawing/2016/ink" xmlns:am3d="http://schemas.microsoft.com/office/drawing/2017/model3d" xmlns:o="urn:schemas-microsoft-com:office:office" xmlns:r="http://schemas.openxmlformats.org/officeDocument/2006/relationships" xmlns:m="http://schemas.openxmlformats.org/officeDocument/2006/math" xmlns:v="urn:schemas-microsoft-com:vml" xmlns:wp14="http://schemas.microsoft.com/office/word/2010/wordprocessingDrawing" xmlns:wp="http://schemas.openxmlformats.org/drawingml/2006/wordprocessingDrawing" xmlns:w10="urn:schemas-microsoft-com:office:word" xmlns:w="http://schemas.openxmlformats.org/wordprocessingml/2006/main" xmlns:w14="http://schemas.microsoft.com/office/word/2010/wordml" xmlns:w15="http://schemas.microsoft.com/office/word/2012/wordml" xmlns:w16cex="http://schemas.microsoft.com/office/word/2018/wordml/cex" xmlns:w16cid="http://schemas.microsoft.com/office/word/2016/wordml/cid" xmlns:w16="http://schemas.microsoft.com/office/word/2018/wordml" xmlns:w16sdtdh="http://schemas.microsoft.com/office/word/2020/wordml/sdtdatahash" xmlns:w16se="http://schemas.microsoft.com/office/word/2015/wordml/symex" xmlns:wpg="http://schemas.microsoft.com/office/word/2010/wordprocessingGroup" xmlns:wpi="http://schemas.microsoft.com/office/word/2010/wordprocessingInk" xmlns:wne="http://schemas.microsoft.com/office/word/2006/wordml" xmlns:wps="http://schemas.microsoft.com/office/word/2010/wordprocessingShape" mc:Ignorable="w14 w15 w16se w16cid w16 w16cex w16sdtdh wp14">
+<w:footnotes xmlns:wpc="http://schemas.microsoft.com/office/word/2010/wordprocessingCanvas" xmlns:mc="http://schemas.openxmlformats.org/markup-compatibility/2006" xmlns:o="urn:schemas-microsoft-com:office:office" xmlns:r="http://schemas.openxmlformats.org/officeDocument/2006/relationships" xmlns:m="http://schemas.openxmlformats.org/officeDocument/2006/math" xmlns:v="urn:schemas-microsoft-com:vml" xmlns:wp14="http://schemas.microsoft.com/office/word/2010/wordprocessingDrawing" xmlns:wp="http://schemas.openxmlformats.org/drawingml/2006/wordprocessingDrawing" xmlns:w10="urn:schemas-microsoft-com:office:word" xmlns:w="http://schemas.openxmlformats.org/wordprocessingml/2006/main" xmlns:w14="http://schemas.microsoft.com/office/word/2010/wordml" xmlns:w15="http://schemas.microsoft.com/office/word/2012/wordml" xmlns:wpg="http://schemas.microsoft.com/office/word/2010/wordprocessingGroup" xmlns:wpi="http://schemas.microsoft.com/office/word/2010/wordprocessingInk" xmlns:wne="http://schemas.microsoft.com/office/word/2006/wordml" xmlns:wps="http://schemas.microsoft.com/office/word/2010/wordprocessingShape" mc:Ignorable="w14 w15 wp14">
   <w:footnote w:type="separator" w:id="-1">
     <w:p>
       <w:pPr>
@@ -797,7 +790,7 @@
 </file>
 
 <file path=word/header1.xml><?xml version="1.0" encoding="utf-8"?>
-<w:hdr xmlns:wpc="http://schemas.microsoft.com/office/word/2010/wordprocessingCanvas" xmlns:cx="http://schemas.microsoft.com/office/drawing/2014/chartex" xmlns:cx1="http://schemas.microsoft.com/office/drawing/2015/9/8/chartex" xmlns:cx2="http://schemas.microsoft.com/office/drawing/2015/10/21/chartex" xmlns:cx3="http://schemas.microsoft.com/office/drawing/2016/5/9/chartex" xmlns:cx4="http://schemas.microsoft.com/office/drawing/2016/5/10/chartex" xmlns:cx5="http://schemas.microsoft.com/office/drawing/2016/5/11/chartex" xmlns:cx6="http://schemas.microsoft.com/office/drawing/2016/5/12/chartex" xmlns:cx7="http://schemas.microsoft.com/office/drawing/2016/5/13/chartex" xmlns:cx8="http://schemas.microsoft.com/office/drawing/2016/5/14/chartex" xmlns:mc="http://schemas.openxmlformats.org/markup-compatibility/2006" xmlns:aink="http://schemas.microsoft.com/office/drawing/2016/ink" xmlns:am3d="http://schemas.microsoft.com/office/drawing/2017/model3d" xmlns:o="urn:schemas-microsoft-com:office:office" xmlns:r="http://schemas.openxmlformats.org/officeDocument/2006/relationships" xmlns:m="http://schemas.openxmlformats.org/officeDocument/2006/math" xmlns:v="urn:schemas-microsoft-com:vml" xmlns:wp14="http://schemas.microsoft.com/office/word/2010/wordprocessingDrawing" xmlns:wp="http://schemas.openxmlformats.org/drawingml/2006/wordprocessingDrawing" xmlns:w10="urn:schemas-microsoft-com:office:word" xmlns:w="http://schemas.openxmlformats.org/wordprocessingml/2006/main" xmlns:w14="http://schemas.microsoft.com/office/word/2010/wordml" xmlns:w15="http://schemas.microsoft.com/office/word/2012/wordml" xmlns:w16cex="http://schemas.microsoft.com/office/word/2018/wordml/cex" xmlns:w16cid="http://schemas.microsoft.com/office/word/2016/wordml/cid" xmlns:w16="http://schemas.microsoft.com/office/word/2018/wordml" xmlns:w16sdtdh="http://schemas.microsoft.com/office/word/2020/wordml/sdtdatahash" xmlns:w16se="http://schemas.microsoft.com/office/word/2015/wordml/symex" xmlns:wpg="http://schemas.microsoft.com/office/word/2010/wordprocessingGroup" xmlns:wpi="http://schemas.microsoft.com/office/word/2010/wordprocessingInk" xmlns:wne="http://schemas.microsoft.com/office/word/2006/wordml" xmlns:wps="http://schemas.microsoft.com/office/word/2010/wordprocessingShape" mc:Ignorable="w14 w15 w16se w16cid w16 w16cex w16sdtdh wp14">
+<w:hdr xmlns:wpc="http://schemas.microsoft.com/office/word/2010/wordprocessingCanvas" xmlns:mc="http://schemas.openxmlformats.org/markup-compatibility/2006" xmlns:o="urn:schemas-microsoft-com:office:office" xmlns:r="http://schemas.openxmlformats.org/officeDocument/2006/relationships" xmlns:m="http://schemas.openxmlformats.org/officeDocument/2006/math" xmlns:v="urn:schemas-microsoft-com:vml" xmlns:wp14="http://schemas.microsoft.com/office/word/2010/wordprocessingDrawing" xmlns:wp="http://schemas.openxmlformats.org/drawingml/2006/wordprocessingDrawing" xmlns:w10="urn:schemas-microsoft-com:office:word" xmlns:w="http://schemas.openxmlformats.org/wordprocessingml/2006/main" xmlns:w14="http://schemas.microsoft.com/office/word/2010/wordml" xmlns:w15="http://schemas.microsoft.com/office/word/2012/wordml" xmlns:wpg="http://schemas.microsoft.com/office/word/2010/wordprocessingGroup" xmlns:wpi="http://schemas.microsoft.com/office/word/2010/wordprocessingInk" xmlns:wne="http://schemas.microsoft.com/office/word/2006/wordml" xmlns:wps="http://schemas.microsoft.com/office/word/2010/wordprocessingShape" mc:Ignorable="w14 w15 wp14">
   <w:p>
     <w:pPr>
       <w:pStyle w:val="Encabezado"/>
@@ -806,6 +799,7 @@
     <w:r>
       <w:rPr>
         <w:noProof/>
+        <w:lang w:eastAsia="es-EC"/>
       </w:rPr>
       <w:drawing>
         <wp:inline distT="0" distB="0" distL="0" distR="0" wp14:anchorId="2D47BDC2" wp14:editId="0E622A2B">
@@ -854,7 +848,7 @@
 </file>
 
 <file path=word/styles.xml><?xml version="1.0" encoding="utf-8"?>
-<w:styles xmlns:mc="http://schemas.openxmlformats.org/markup-compatibility/2006" xmlns:r="http://schemas.openxmlformats.org/officeDocument/2006/relationships" xmlns:w="http://schemas.openxmlformats.org/wordprocessingml/2006/main" xmlns:w14="http://schemas.microsoft.com/office/word/2010/wordml" xmlns:w15="http://schemas.microsoft.com/office/word/2012/wordml" xmlns:w16cex="http://schemas.microsoft.com/office/word/2018/wordml/cex" xmlns:w16cid="http://schemas.microsoft.com/office/word/2016/wordml/cid" xmlns:w16="http://schemas.microsoft.com/office/word/2018/wordml" xmlns:w16sdtdh="http://schemas.microsoft.com/office/word/2020/wordml/sdtdatahash" xmlns:w16se="http://schemas.microsoft.com/office/word/2015/wordml/symex" mc:Ignorable="w14 w15 w16se w16cid w16 w16cex w16sdtdh">
+<w:styles xmlns:mc="http://schemas.openxmlformats.org/markup-compatibility/2006" xmlns:r="http://schemas.openxmlformats.org/officeDocument/2006/relationships" xmlns:w="http://schemas.openxmlformats.org/wordprocessingml/2006/main" xmlns:w14="http://schemas.microsoft.com/office/word/2010/wordml" xmlns:w15="http://schemas.microsoft.com/office/word/2012/wordml" mc:Ignorable="w14 w15">
   <w:docDefaults>
     <w:rPrDefault>
       <w:rPr>
@@ -870,7 +864,7 @@
       </w:pPr>
     </w:pPrDefault>
   </w:docDefaults>
-  <w:latentStyles w:defLockedState="0" w:defUIPriority="99" w:defSemiHidden="0" w:defUnhideWhenUsed="0" w:defQFormat="0" w:count="376">
+  <w:latentStyles w:defLockedState="0" w:defUIPriority="99" w:defSemiHidden="0" w:defUnhideWhenUsed="0" w:defQFormat="0" w:count="371">
     <w:lsdException w:name="Normal" w:uiPriority="0" w:qFormat="1"/>
     <w:lsdException w:name="heading 1" w:uiPriority="9" w:qFormat="1"/>
     <w:lsdException w:name="heading 2" w:semiHidden="1" w:uiPriority="9" w:unhideWhenUsed="1" w:qFormat="1"/>
@@ -1242,11 +1236,6 @@
     <w:lsdException w:name="List Table 5 Dark Accent 6" w:uiPriority="50"/>
     <w:lsdException w:name="List Table 6 Colorful Accent 6" w:uiPriority="51"/>
     <w:lsdException w:name="List Table 7 Colorful Accent 6" w:uiPriority="52"/>
-    <w:lsdException w:name="Mention" w:semiHidden="1" w:unhideWhenUsed="1"/>
-    <w:lsdException w:name="Smart Hyperlink" w:semiHidden="1" w:unhideWhenUsed="1"/>
-    <w:lsdException w:name="Hashtag" w:semiHidden="1" w:unhideWhenUsed="1"/>
-    <w:lsdException w:name="Unresolved Mention" w:semiHidden="1" w:unhideWhenUsed="1"/>
-    <w:lsdException w:name="Smart Link" w:semiHidden="1" w:unhideWhenUsed="1"/>
   </w:latentStyles>
   <w:style w:type="paragraph" w:default="1" w:styleId="Normal">
     <w:name w:val="Normal"/>
